--- a/portfolio Kenan Sahin.docx
+++ b/portfolio Kenan Sahin.docx
@@ -6,12 +6,12 @@
       <w:pPr>
         <w:pStyle w:val="Title"/>
         <w:rPr>
-          <w:lang w:val="nl-NL"/>
-        </w:rPr>
-      </w:pPr>
-      <w:r>
-        <w:rPr>
-          <w:lang w:val="nl-NL"/>
+          <w:lang w:val="en-US"/>
+        </w:rPr>
+      </w:pPr>
+      <w:r>
+        <w:rPr>
+          <w:lang w:val="en-US"/>
         </w:rPr>
         <w:t>Portfolio</w:t>
       </w:r>
@@ -20,39 +20,25 @@
       <w:pPr>
         <w:pStyle w:val="Subtitle"/>
         <w:rPr>
-          <w:lang w:val="nl-NL"/>
-        </w:rPr>
-      </w:pPr>
-      <w:r>
-        <w:rPr>
-          <w:lang w:val="nl-NL"/>
-        </w:rPr>
-        <w:t xml:space="preserve">Kenan Sahin, </w:t>
-      </w:r>
-      <w:proofErr w:type="spellStart"/>
-      <w:r>
-        <w:rPr>
-          <w:lang w:val="nl-NL"/>
-        </w:rPr>
-        <w:t>group</w:t>
-      </w:r>
-      <w:proofErr w:type="spellEnd"/>
-      <w:r>
-        <w:rPr>
-          <w:lang w:val="nl-NL"/>
-        </w:rPr>
-        <w:t xml:space="preserve"> #1</w:t>
-      </w:r>
-    </w:p>
-    <w:p>
-      <w:pPr>
-        <w:rPr>
-          <w:lang w:val="nl-NL"/>
-        </w:rPr>
-      </w:pPr>
-      <w:r>
-        <w:rPr>
-          <w:lang w:val="nl-NL"/>
+          <w:lang w:val="en-US"/>
+        </w:rPr>
+      </w:pPr>
+      <w:r>
+        <w:rPr>
+          <w:lang w:val="en-US"/>
+        </w:rPr>
+        <w:t>Kenan Sahin, group #1</w:t>
+      </w:r>
+    </w:p>
+    <w:p>
+      <w:pPr>
+        <w:rPr>
+          <w:lang w:val="en-US"/>
+        </w:rPr>
+      </w:pPr>
+      <w:r>
+        <w:rPr>
+          <w:lang w:val="en-US"/>
         </w:rPr>
         <w:br w:type="page"/>
       </w:r>
@@ -272,7 +258,198 @@
         <w:rPr>
           <w:lang w:val="en-US"/>
         </w:rPr>
-        <w:t>share. I am however confident that both me and my teammates will understand what this project is supposed to look like along the way and I am curious to see where it will take us.</w:t>
+        <w:t xml:space="preserve">share. I am however confident that both me and my teammates will understand what this project is supposed to look like along the </w:t>
+      </w:r>
+      <w:proofErr w:type="gramStart"/>
+      <w:r>
+        <w:rPr>
+          <w:lang w:val="en-US"/>
+        </w:rPr>
+        <w:t>way</w:t>
+      </w:r>
+      <w:proofErr w:type="gramEnd"/>
+      <w:r>
+        <w:rPr>
+          <w:lang w:val="en-US"/>
+        </w:rPr>
+        <w:t xml:space="preserve"> and I am curious to see where it will take us.</w:t>
+      </w:r>
+    </w:p>
+    <w:p>
+      <w:pPr>
+        <w:rPr>
+          <w:lang w:val="en-US"/>
+        </w:rPr>
+      </w:pPr>
+      <w:r>
+        <w:rPr>
+          <w:lang w:val="en-US"/>
+        </w:rPr>
+        <w:br w:type="page"/>
+      </w:r>
+    </w:p>
+    <w:p>
+      <w:pPr>
+        <w:pStyle w:val="Heading1"/>
+        <w:rPr>
+          <w:lang w:val="en-US"/>
+        </w:rPr>
+      </w:pPr>
+      <w:r>
+        <w:rPr>
+          <w:lang w:val="en-US"/>
+        </w:rPr>
+        <w:lastRenderedPageBreak/>
+        <w:t>Week 2</w:t>
+      </w:r>
+    </w:p>
+    <w:p>
+      <w:pPr>
+        <w:pStyle w:val="Heading2"/>
+        <w:rPr>
+          <w:lang w:val="en-US"/>
+        </w:rPr>
+      </w:pPr>
+      <w:r>
+        <w:rPr>
+          <w:lang w:val="en-US"/>
+        </w:rPr>
+        <w:t>What did my team publish?</w:t>
+      </w:r>
+    </w:p>
+    <w:p>
+      <w:pPr>
+        <w:rPr>
+          <w:lang w:val="en-US"/>
+        </w:rPr>
+      </w:pPr>
+      <w:r>
+        <w:rPr>
+          <w:lang w:val="en-US"/>
+        </w:rPr>
+        <w:t>We made a part of our handbook code, we added to our artificial blueprint, improved last week’s work using the feedback we got and new things we learned in the lessons and further fine-tuned our AIBS and PRD documents. We also ran some tests using AI.</w:t>
+      </w:r>
+    </w:p>
+    <w:p>
+      <w:pPr>
+        <w:rPr>
+          <w:lang w:val="en-US"/>
+        </w:rPr>
+      </w:pPr>
+    </w:p>
+    <w:p>
+      <w:pPr>
+        <w:pStyle w:val="Heading2"/>
+        <w:rPr>
+          <w:lang w:val="en-US"/>
+        </w:rPr>
+      </w:pPr>
+      <w:r>
+        <w:rPr>
+          <w:lang w:val="en-US"/>
+        </w:rPr>
+        <w:t>What did I contribute to it?</w:t>
+      </w:r>
+    </w:p>
+    <w:p>
+      <w:pPr>
+        <w:rPr>
+          <w:lang w:val="en-US"/>
+        </w:rPr>
+      </w:pPr>
+      <w:r>
+        <w:rPr>
+          <w:lang w:val="en-US"/>
+        </w:rPr>
+        <w:t>The handbook code and artificial blueprint is where we brought all our ideas together. I also improved part of last week’s work using the feedback we got and new things we learned.</w:t>
+      </w:r>
+    </w:p>
+    <w:p>
+      <w:pPr>
+        <w:rPr>
+          <w:lang w:val="en-US"/>
+        </w:rPr>
+      </w:pPr>
+    </w:p>
+    <w:p>
+      <w:pPr>
+        <w:pStyle w:val="Heading2"/>
+        <w:rPr>
+          <w:lang w:val="en-US"/>
+        </w:rPr>
+      </w:pPr>
+      <w:r>
+        <w:rPr>
+          <w:lang w:val="en-US"/>
+        </w:rPr>
+        <w:t>What did the gates ask, and what did we change?</w:t>
+      </w:r>
+    </w:p>
+    <w:p>
+      <w:pPr>
+        <w:rPr>
+          <w:lang w:val="en-US"/>
+        </w:rPr>
+      </w:pPr>
+      <w:r>
+        <w:rPr>
+          <w:lang w:val="en-US"/>
+        </w:rPr>
+        <w:t xml:space="preserve">Our scope was too </w:t>
+      </w:r>
+      <w:proofErr w:type="gramStart"/>
+      <w:r>
+        <w:rPr>
+          <w:lang w:val="en-US"/>
+        </w:rPr>
+        <w:t>big</w:t>
+      </w:r>
+      <w:proofErr w:type="gramEnd"/>
+      <w:r>
+        <w:rPr>
+          <w:lang w:val="en-US"/>
+        </w:rPr>
+        <w:t xml:space="preserve"> and we were not specific enough, so we tried to specify to a certain sector.</w:t>
+      </w:r>
+    </w:p>
+    <w:p>
+      <w:pPr>
+        <w:rPr>
+          <w:lang w:val="en-US"/>
+        </w:rPr>
+      </w:pPr>
+    </w:p>
+    <w:p>
+      <w:pPr>
+        <w:pStyle w:val="Heading2"/>
+        <w:rPr>
+          <w:lang w:val="en-US"/>
+        </w:rPr>
+      </w:pPr>
+      <w:r>
+        <w:rPr>
+          <w:lang w:val="en-US"/>
+        </w:rPr>
+        <w:t>What did my build role produce?</w:t>
+      </w:r>
+    </w:p>
+    <w:p>
+      <w:pPr>
+        <w:rPr>
+          <w:lang w:val="en-US"/>
+        </w:rPr>
+      </w:pPr>
+      <w:r>
+        <w:rPr>
+          <w:lang w:val="en-US"/>
+        </w:rPr>
+        <w:t xml:space="preserve">As the deployer I mainly tried to overlook the </w:t>
+      </w:r>
+      <w:r>
+        <w:rPr>
+          <w:lang w:val="en-US"/>
+        </w:rPr>
+        <w:t>outcomes of the tests we ran using AI and what could be improved based on the answers we got. However, I do think that we as a team are not using our roles very strictly and we try to give each other different tasks so that we as a team all understand the entire project every step of the way.</w:t>
       </w:r>
     </w:p>
     <w:sectPr>
